--- a/example_articles/states/New York/4.states_New York_Other_publisher.docx
+++ b/example_articles/states/New York/4.states_New York_Other_publisher.docx
@@ -29,17 +29,17 @@
     </w:p>
     <w:p>
       <w:r>
-        <w:t>Source File: Other publishers/Files (500) (21).DOCX</w:t>
+        <w:t>Source file: Other publishers/Files (500) (21).DOCX</w:t>
       </w:r>
     </w:p>
     <w:p>
       <w:r>
-        <w:t>Raw locations result: ['New York']</w:t>
+        <w:t>Raw locations result, 'locations': ['New York']</w:t>
       </w:r>
     </w:p>
     <w:p>
       <w:r>
-        <w:t>states_stand_flat (Standardized): New York</w:t>
+        <w:t>Standardized locations result, 'states_stand_flat': New York</w:t>
       </w:r>
     </w:p>
     <w:p>

--- a/example_articles/states/New York/4.states_New York_Other_publisher.docx
+++ b/example_articles/states/New York/4.states_New York_Other_publisher.docx
@@ -7,9 +7,7 @@
         <w:pStyle w:val="Heading1"/>
       </w:pPr>
       <w:r>
-        <w:t>Soviets' fireworks begin;</w:t>
-        <w:br/>
-        <w:t>Behind the turmoil, a trio of rivals</w:t>
+        <w:t>Many welcome Gotti acquittal</w:t>
       </w:r>
     </w:p>
     <w:p>
@@ -19,17 +17,17 @@
     </w:p>
     <w:p>
       <w:r>
-        <w:t>Date: 1990-07-02</w:t>
+        <w:t>Date: 1990-02-12</w:t>
       </w:r>
     </w:p>
     <w:p>
       <w:r>
-        <w:t>Section: NEWS; Pg. 4A</w:t>
+        <w:t>Section: NEWS; Pg. 3A</w:t>
       </w:r>
     </w:p>
     <w:p>
       <w:r>
-        <w:t>Source file: Other publishers/Files (500) (21).DOCX</w:t>
+        <w:t>Source file: Other publishers/Files (500) (19).DOCX</w:t>
       </w:r>
     </w:p>
     <w:p>
@@ -51,37 +49,33 @@
     </w:p>
     <w:p>
       <w:r>
-        <w:t>The Soviet power brokers who square off at today's Communist Party Congress - Gorbachev, Ligachev and Yeltsin - form the nucleus of the country's slide into political chaos.</w:t>
+        <w:t>John Gotti's admirers are many in this city of celebrity and hype.</w:t>
         <w:br/>
-        <w:t>The most surprising of the three is the man admirers call ''the Thunder'' or ''the Shaker'' - Russian republic President Boris Yeltsin.</w:t>
+        <w:t>Barely was he acquitted of assault and conspiracy charges before fans declared a holiday this weekend. Gotti's neighbors in Queens strung banners and balloons and shot off fireworks in Little Italy.</w:t>
         <w:br/>
-        <w:t>Populist Yeltsin - once considered politically dead - now stands at the center of the party dogfight as a founder of Democratic Platform, the faction pushing for democratic socialism.</w:t>
+        <w:t>The tabloids, too, commemorated Gotti's third criminal acquittal since he reputedly became head of the powerful Gambino crime family in 1986.</w:t>
         <w:br/>
-        <w:t>The silver-haired Yeltsin, who was a Gorbachev confidant, was bounced from high posts on the Politburo and as Moscow party boss in 1987 after criticizing the Soviet leader. Now, he's back in the limelight - and stronger - after capturing the presidency of the Russian republic.</w:t>
+        <w:t>''Untouchable!'' said New York Newsday. ''DANCING DON,'' yelled the New York Post, and ''NO SWEAT!'' said the New York Daily News.</w:t>
         <w:br/>
-        <w:t>Next is Yegor Ligachev, the conservative Politburo member whose backers rattled Gorbachev at the same Russian congress that elected Yeltsin. Ligachev, Gorbachev's most visible rival on the Politburo - the top policy body - worries that changes pushed by Gorbachev and Yeltsin may bring an end to communism.</w:t>
+        <w:t>And media-barraged New Yorkers argue, analyze and puzzle over the sudden glee. ''People just like a winner,'' says shoemaker George Milton, 54. ''It doesn't matter what he does on his way up.''</w:t>
         <w:br/>
-        <w:t>Formerly in charge of personnel and ideology, Ligachev now handles agriculture, a tough task in a country of food shortages. But he remains politically powerful.</w:t>
+        <w:t>Some were disturbed by the government's ineptitude. ''The people I know wouldn't call themselves fans of Gotti,'' says bartender and psychology graduate student Debbie Lawrence, 34. ''They deplore the waste of taxpayer's money.''</w:t>
         <w:br/>
-        <w:t>''It would be wrong to bury communism now,'' Ligachev said recently. ''If we bury communism now, we'll have to go ahead and bury the whole working class.''</w:t>
+        <w:t>Prosecutor Michael Cherkasky says defense lawyers won the case because they understood the jury better. ''As far as the trial of emotion and sympathy, we lost that case,'' says Cherkasky. ''Evidence and reason, we won - but it was not enough.''</w:t>
         <w:br/>
-        <w:t>Finally, there is Gorbachev himself. The Soviet president and Communist Party secretary has presided over some recent victories, the most important being Lithuania's weekend agreement to hold off for 100 days its independence plans.</w:t>
+        <w:t>Some New Yorkers, like refrigeration repairman Larry Burkan, 36, say people are nostalgic for an era when crime was organized. ''People wish there was a godfather in control,'' he says. ''That would be better than what you see in the streets, like wilding. If people can't find heroes, they'll take anti-heroes.''</w:t>
         <w:br/>
-        <w:t>But while negotiations on Lithuania begin, Gorbachev - the man in the moderate middle - continues to lead a party that's losing popularity.</w:t>
+        <w:t>Carl McCaskill, a public relations specialist, says Gotti's appeal may be a matter of ''truth in packaging. While everyone else is … taking polls, hiring media consultants, he acts like a leader.''</w:t>
         <w:br/>
-        <w:t>Already, the 18 million-member party is showing signs of fraying as membership tapers off. So far this year, 130,000 disgruntled communists have quit, the same number that left the party in all of 1989 - and defections outnumber new members 4-to-1.</w:t>
+        <w:t>Some, citing the silk suits and lush life, compare Gotti with billionaire Donald Trump. Others contrast Gotti's rapport with the working class from which he sprang to convicted hotelier Leona Helmsley's disdain for what she called ''the little people.''</w:t>
         <w:br/>
-        <w:t>Meanwhile, ordinary citizens are becoming more and more disgruntled by the work of the congress.</w:t>
+        <w:t>For IBM worker Barbara Jacoby, 39, it comes down to: ''They can't touch him. I like that. I think he's sexy.''</w:t>
         <w:br/>
-        <w:t>''It's not a big deal,'' said Yuri Kozlov, 29. ''We've gotten used to congress after congress.  Nothing ever changes for the better.''</w:t>
+        <w:t>But some say Gotti's popularity is even more basic.</w:t>
         <w:br/>
-        <w:t>Claudia Lebeideva, 48, a physician and the secretary of her local Moscow party unit, said the Communist Party can't ''change anything in our lives. While the power is in the hands of party bureaucrats nothing in our lives will change.''</w:t>
+        <w:t>''He appeals to the evil side of people,'' says Larry Amoruso, 30, who runs a restaurant on a street where people have been known to stop to kiss Gotti's ring.</w:t>
         <w:br/>
-        <w:t>But she continues to pin her hopes for change on Gorbachev. ''He gave us freedom,'' she said.</w:t>
-        <w:br/>
-        <w:t>As for the party, Lebeideva expects it to ''die, sooner or later.''</w:t>
-        <w:br/>
-        <w:t>Ironically, if the conservatives - who want dearly to save the old party - take control, the Soviet Communist Party could lose even more members. That could mean a broad loss of authority and influence.</w:t>
+        <w:t>''People wish they could do what he does,'' Amoruso says, ''but are too scared to do it.''</w:t>
         <w:br/>
         <w:br/>
         <w:t>Graphic</w:t>
@@ -89,11 +83,11 @@
         <w:br/>
         <w:t xml:space="preserve"> </w:t>
         <w:br/>
-        <w:t>PHOTO; b/w, Liu Heung Shing, AP (USSR, Daily Life, Soviet citizens); PHOTO; b/w, Reuters (Boris Yeltsin)</w:t>
+        <w:t>PHOTO; b/w, AP (John Gotti, Anthony Guerrieri)</w:t>
         <w:br/>
         <w:t xml:space="preserve"> </w:t>
         <w:br/>
-        <w:t>CUTLINE: GREAT DEBATE IN MOSCOW: Soviet citizens engage in debate Sunday over the 28th Communist Party Congress, which will consider new rules on the party's structure and operations. CUTLINE: YELTSIN: He's 'the Thunder' of the Russian republic</w:t>
+        <w:t>CUTLINE: WHAT, ME WORRY?: Reputed mob boss John Gotti, left, and co-defendant Anthony Guerrieri appear relaxed as they await the verdict in their trial last week.</w:t>
       </w:r>
     </w:p>
     <w:sectPr>

--- a/example_articles/states/New York/4.states_New York_Other_publisher.docx
+++ b/example_articles/states/New York/4.states_New York_Other_publisher.docx
@@ -7,7 +7,7 @@
         <w:pStyle w:val="Heading1"/>
       </w:pPr>
       <w:r>
-        <w:t>Many welcome Gotti acquittal</w:t>
+        <w:t>Obama hails life story, record; Fierce debate about her views expected</w:t>
       </w:r>
     </w:p>
     <w:p>
@@ -17,17 +17,17 @@
     </w:p>
     <w:p>
       <w:r>
-        <w:t>Date: 1990-02-12</w:t>
+        <w:t>Date: 2009-05-27</w:t>
       </w:r>
     </w:p>
     <w:p>
       <w:r>
-        <w:t>Section: NEWS; Pg. 3A</w:t>
+        <w:t>Section: NEWS; Pg. 1A</w:t>
       </w:r>
     </w:p>
     <w:p>
       <w:r>
-        <w:t>Source file: Other publishers/Files (500) (19).DOCX</w:t>
+        <w:t>Source file: Other publishers/Files (500) (12).DOCX</w:t>
       </w:r>
     </w:p>
     <w:p>
@@ -49,45 +49,21 @@
     </w:p>
     <w:p>
       <w:r>
-        <w:t>John Gotti's admirers are many in this city of celebrity and hype.</w:t>
+        <w:t>WASHINGTON -- President Obama's historic nomination Tuesday of federal appeals Judge Sonia Sotomayor to the Supreme Court paves the way for a heated summer debate on the role her gender, Hispanic roots and working-class Bronx background should play in her rulings.</w:t>
         <w:br/>
-        <w:t>Barely was he acquitted of assault and conspiracy charges before fans declared a holiday this weekend. Gotti's neighbors in Queens strung banners and balloons and shot off fireworks in Little Italy.</w:t>
+        <w:t>Obama heralded Sotomayor's life story, judicial record and "experience being tested by obstacles and barriers" as reasons for Senate confirmation. Conservatives, including the Committee for Justice, said she has wrongly inserted her personal views into rulings.</w:t>
         <w:br/>
-        <w:t>The tabloids, too, commemorated Gotti's third criminal acquittal since he reputedly became head of the powerful Gambino crime family in 1986.</w:t>
+        <w:t>Conservatives such as Jay Sekulow of the American Center for Law and Justice said Democrats, on the verge of controlling 60 of 100 Senate votes, have the upper hand on confirmation. But they said the 54-year-old jurist's legal rulings and past statements are fair game. They cited her comment on judges making policy, now making the rounds on YouTube, and her ruling against white firefighters in New Haven, Conn., who charged reverse discrimination -- a case soon to be decided by the Supreme Court.</w:t>
         <w:br/>
-        <w:t>''Untouchable!'' said New York Newsday. ''DANCING DON,'' yelled the New York Post, and ''NO SWEAT!'' said the New York Daily News.</w:t>
+        <w:t>"She's bringing her ethnic heritage and her gender to decisions," said Wendy Long of the Judicial Confirmation Network, who led a conference call Tuesday with dozens of conservative activists.</w:t>
         <w:br/>
-        <w:t>And media-barraged New Yorkers argue, analyze and puzzle over the sudden glee. ''People just like a winner,'' says shoemaker George Milton, 54. ''It doesn't matter what he does on his way up.''</w:t>
+        <w:t>Republicans who will help decide her fate mostly held their fire but said they will parse her words. "If she does consider herself a policymaker, that would be entirely wrong," said Sen. Chuck Grassley, R-Iowa. "She's supposed to interpret my policy."</w:t>
         <w:br/>
-        <w:t>Some were disturbed by the government's ineptitude. ''The people I know wouldn't call themselves fans of Gotti,'' says bartender and psychology graduate student Debbie Lawrence, 34. ''They deplore the waste of taxpayer's money.''</w:t>
+        <w:t>Obama cited the empathy Sotomayor gained being raised in a housing project by a widow who worked six days a week. She would bring to the court "wisdom accumulated from an inspiring life's journey," he said.</w:t>
         <w:br/>
-        <w:t>Prosecutor Michael Cherkasky says defense lawyers won the case because they understood the jury better. ''As far as the trial of emotion and sympathy, we lost that case,'' says Cherkasky. ''Evidence and reason, we won - but it was not enough.''</w:t>
+        <w:t>Sotomayor was first nominated to a federal district court in 1991 by Republican George H.W. Bush. Seven current GOP senators supported her 1998 elevation to a federal appeals court by Democrat Bill Clinton. Eleven current GOP senators -- including Alabama's Jeff Sessions, now the Senate Judiciary Committee's top Republican -- voted no.</w:t>
         <w:br/>
-        <w:t>Some New Yorkers, like refrigeration repairman Larry Burkan, 36, say people are nostalgic for an era when crime was organized. ''People wish there was a godfather in control,'' he says. ''That would be better than what you see in the streets, like wilding. If people can't find heroes, they'll take anti-heroes.''</w:t>
-        <w:br/>
-        <w:t>Carl McCaskill, a public relations specialist, says Gotti's appeal may be a matter of ''truth in packaging. While everyone else is … taking polls, hiring media consultants, he acts like a leader.''</w:t>
-        <w:br/>
-        <w:t>Some, citing the silk suits and lush life, compare Gotti with billionaire Donald Trump. Others contrast Gotti's rapport with the working class from which he sprang to convicted hotelier Leona Helmsley's disdain for what she called ''the little people.''</w:t>
-        <w:br/>
-        <w:t>For IBM worker Barbara Jacoby, 39, it comes down to: ''They can't touch him. I like that. I think he's sexy.''</w:t>
-        <w:br/>
-        <w:t>But some say Gotti's popularity is even more basic.</w:t>
-        <w:br/>
-        <w:t>''He appeals to the evil side of people,'' says Larry Amoruso, 30, who runs a restaurant on a street where people have been known to stop to kiss Gotti's ring.</w:t>
-        <w:br/>
-        <w:t>''People wish they could do what he does,'' Amoruso says, ''but are too scared to do it.''</w:t>
-        <w:br/>
-        <w:br/>
-        <w:t>Graphic</w:t>
-        <w:br/>
-        <w:br/>
-        <w:t xml:space="preserve"> </w:t>
-        <w:br/>
-        <w:t>PHOTO; b/w, AP (John Gotti, Anthony Guerrieri)</w:t>
-        <w:br/>
-        <w:t xml:space="preserve"> </w:t>
-        <w:br/>
-        <w:t>CUTLINE: WHAT, ME WORRY?: Reputed mob boss John Gotti, left, and co-defendant Anthony Guerrieri appear relaxed as they await the verdict in their trial last week.</w:t>
+        <w:t>University of Minnesota law professor Timothy Johnson said Republicans must be cautious about opposing Sotomayor and alienating Hispanic voters. Ed Gillespie, a counselor to former president George W. Bush, said principle comes first: "A lifetime appointment to the Supreme Court certainly warrants that."</w:t>
       </w:r>
     </w:p>
     <w:sectPr>
